--- a/FinNex.UI/wwwroot/Files/Word/Kredit/Avtomobil_girov_muqavilesi.docx
+++ b/FinNex.UI/wwwroot/Files/Word/Kredit/Avtomobil_girov_muqavilesi.docx
@@ -125,8 +125,6 @@
         </w:rPr>
         <w:t>{a</w:t>
       </w:r>
-      <w:bookmarkStart w:id="0" w:name="_GoBack"/>
-      <w:bookmarkEnd w:id="0"/>
       <w:r>
         <w:rPr>
           <w:rFonts w:ascii="Times New Roman" w:hAnsi="Times New Roman"/>
@@ -4665,30 +4663,6 @@
                 <w:lang w:val="az-Latn-AZ" w:eastAsia="en-US"/>
               </w:rPr>
             </w:pPr>
-            <w:r>
-              <w:rPr>
-                <w:sz w:val="24"/>
-                <w:szCs w:val="24"/>
-                <w:lang w:val="az-Latn-AZ" w:eastAsia="en-US"/>
-              </w:rPr>
-              <w:t>“</w:t>
-            </w:r>
-            <w:r>
-              <w:rPr>
-                <w:sz w:val="24"/>
-                <w:szCs w:val="24"/>
-                <w:lang w:val="az-Latn-AZ" w:eastAsia="en-US"/>
-              </w:rPr>
-              <w:t>bank</w:t>
-            </w:r>
-            <w:r>
-              <w:rPr>
-                <w:sz w:val="24"/>
-                <w:szCs w:val="24"/>
-                <w:lang w:val="az-Latn-AZ" w:eastAsia="en-US"/>
-              </w:rPr>
-              <w:t>”</w:t>
-            </w:r>
           </w:p>
         </w:tc>
         <w:tc>
@@ -4731,30 +4705,8 @@
                 <w:lang w:val="az-Latn-AZ" w:eastAsia="en-US"/>
               </w:rPr>
             </w:pPr>
-            <w:r>
-              <w:rPr>
-                <w:sz w:val="24"/>
-                <w:szCs w:val="24"/>
-                <w:lang w:val="az-Latn-AZ" w:eastAsia="en-US"/>
-              </w:rPr>
-              <w:t>“</w:t>
-            </w:r>
-            <w:r>
-              <w:rPr>
-                <w:sz w:val="24"/>
-                <w:szCs w:val="24"/>
-                <w:lang w:val="az-Latn-AZ" w:eastAsia="en-US"/>
-              </w:rPr>
-              <w:t>ipoteka qoyan</w:t>
-            </w:r>
-            <w:r>
-              <w:rPr>
-                <w:sz w:val="24"/>
-                <w:szCs w:val="24"/>
-                <w:lang w:val="az-Latn-AZ" w:eastAsia="en-US"/>
-              </w:rPr>
-              <w:t>”</w:t>
-            </w:r>
+            <w:bookmarkStart w:id="0" w:name="_GoBack"/>
+            <w:bookmarkEnd w:id="0"/>
           </w:p>
         </w:tc>
       </w:tr>
@@ -4896,7 +4848,7 @@
             <w:sz w:val="16"/>
             <w:szCs w:val="16"/>
           </w:rPr>
-          <w:t>- 1 -</w:t>
+          <w:t>- 5 -</w:t>
         </w:r>
         <w:r>
           <w:rPr>
@@ -7552,7 +7504,7 @@
 </file>
 
 <file path=customXml/itemProps1.xml><?xml version="1.0" encoding="utf-8"?>
-<ds:datastoreItem xmlns:ds="http://schemas.openxmlformats.org/officeDocument/2006/customXml" ds:itemID="{41469286-593F-4655-BE1E-B53616491108}">
+<ds:datastoreItem xmlns:ds="http://schemas.openxmlformats.org/officeDocument/2006/customXml" ds:itemID="{9AD32822-301D-4FD7-8604-EC8A5E4E6FBA}">
   <ds:schemaRefs>
     <ds:schemaRef ds:uri="http://schemas.openxmlformats.org/officeDocument/2006/bibliography"/>
   </ds:schemaRefs>
